--- a/labs/Lab5-toad-heart/Lab5IWS-toad-heart.docx
+++ b/labs/Lab5-toad-heart/Lab5IWS-toad-heart.docx
@@ -63,7 +63,7 @@
           <w:szCs w:val="22"/>
           <w:rtl w:val="0"/>
         </w:rPr>
-        <w:t xml:space="preserve"> </w:t>
+        <w:t xml:space="preserve"> NOTE: This is a short format as compared to a full lab report. </w:t>
       </w:r>
     </w:p>
     <w:p>
@@ -130,7 +130,7 @@
           <w:szCs w:val="22"/>
           <w:rtl w:val="0"/>
         </w:rPr>
-        <w:t xml:space="preserve">Your IWS captures the </w:t>
+        <w:t xml:space="preserve">In a Worksheet Assignment, we want to you zoom right in to the critical </w:t>
       </w:r>
       <w:r>
         <w:rPr>
@@ -148,7 +148,85 @@
           <w:szCs w:val="22"/>
           <w:rtl w:val="0"/>
         </w:rPr>
-        <w:t xml:space="preserve"> of a full lab report but in skeleton form. Please get straight to the point. Include: (1) Statements of Purpose, (2) Concept Check, (3) Results, and (4) and Discussion. If you feel uncomfortable leaving out the methods, add a brief Methods section before Results (optional).</w:t>
+        <w:t xml:space="preserve"> of a full lab report without writing a lot. Think of it as an extended outline. Include: (1) Statements of Purpose, (2) Concept Check, (3) Mini Results, and (4) and Brief Discussion. If you feel uncomfortable leaving out the methods, add a brief Methods section before Results (optional).</w:t>
+      </w:r>
+    </w:p>
+    <w:p>
+      <w:pPr>
+        <w:pStyle w:val="Body A"/>
+        <w:suppressAutoHyphens w:val="1"/>
+        <w:spacing w:before="0" w:after="100"/>
+        <w:rPr>
+          <w:sz w:val="22"/>
+          <w:szCs w:val="22"/>
+        </w:rPr>
+      </w:pPr>
+    </w:p>
+    <w:p>
+      <w:pPr>
+        <w:pStyle w:val="Body A"/>
+        <w:suppressAutoHyphens w:val="1"/>
+        <w:spacing w:before="0" w:after="100"/>
+        <w:rPr>
+          <w:sz w:val="22"/>
+          <w:szCs w:val="22"/>
+        </w:rPr>
+      </w:pPr>
+      <w:r>
+        <w:rPr>
+          <w:b w:val="1"/>
+          <w:bCs w:val="1"/>
+          <w:sz w:val="22"/>
+          <w:szCs w:val="22"/>
+          <w:rtl w:val="0"/>
+        </w:rPr>
+        <w:t>(1) Write an opening sentence</w:t>
+      </w:r>
+      <w:r>
+        <w:rPr>
+          <w:sz w:val="22"/>
+          <w:szCs w:val="22"/>
+          <w:rtl w:val="0"/>
+        </w:rPr>
+        <w:t xml:space="preserve"> that is broad enough to capture all of the questions explored in this lab. (Often easier to write last). For example, for the Human ECG lab, the sentence might have been something like </w:t>
+      </w:r>
+      <w:r>
+        <w:rPr>
+          <w:i w:val="1"/>
+          <w:iCs w:val="1"/>
+          <w:sz w:val="22"/>
+          <w:szCs w:val="22"/>
+          <w:rtl w:val="0"/>
+        </w:rPr>
+        <w:t>“</w:t>
+      </w:r>
+      <w:r>
+        <w:rPr>
+          <w:i w:val="1"/>
+          <w:iCs w:val="1"/>
+          <w:sz w:val="22"/>
+          <w:szCs w:val="22"/>
+          <w:rtl w:val="0"/>
+        </w:rPr>
+        <w:t>Heart function is critical to human performance and can be monitored using the echocardiogram (ECG).</w:t>
+      </w:r>
+      <w:r>
+        <w:rPr>
+          <w:i w:val="1"/>
+          <w:iCs w:val="1"/>
+          <w:sz w:val="22"/>
+          <w:szCs w:val="22"/>
+          <w:rtl w:val="0"/>
+        </w:rPr>
+        <w:t>”</w:t>
+      </w:r>
+      <w:r>
+        <w:rPr>
+          <w:sz w:val="22"/>
+          <w:szCs w:val="22"/>
+          <w:rtl w:val="0"/>
+        </w:rPr>
+        <w:t xml:space="preserve"> </w:t>
       </w:r>
     </w:p>
     <w:p>
@@ -181,9 +259,95 @@
           <w:sz w:val="22"/>
           <w:szCs w:val="22"/>
           <w:rtl w:val="0"/>
-          <w:lang w:val="en-US"/>
-        </w:rPr>
-        <w:t>(1) Use these statements of purpose to frame your thinking about this lab</w:t>
+        </w:rPr>
+        <w:t>(2) Identify and define the important ideas</w:t>
+      </w:r>
+      <w:r>
+        <w:rPr>
+          <w:sz w:val="22"/>
+          <w:szCs w:val="22"/>
+          <w:rtl w:val="0"/>
+        </w:rPr>
+        <w:t xml:space="preserve"> needed for the reader to understand the Hypotheses/Statements of Purpose below (do this after completing #3). For example, in the Human ECG lab, the important ideas may have been: the cardiac cycle, systole and diastole, the components of the ECG in relation to the cardiac cycle. Write a sentence of introduction/definition for each important idea. </w:t>
+      </w:r>
+    </w:p>
+    <w:p>
+      <w:pPr>
+        <w:pStyle w:val="Default"/>
+        <w:widowControl w:val="0"/>
+        <w:suppressAutoHyphens w:val="1"/>
+        <w:spacing w:before="0" w:after="100"/>
+        <w:rPr>
+          <w:sz w:val="22"/>
+          <w:szCs w:val="22"/>
+        </w:rPr>
+      </w:pPr>
+    </w:p>
+    <w:p>
+      <w:pPr>
+        <w:pStyle w:val="Default"/>
+        <w:widowControl w:val="0"/>
+        <w:suppressAutoHyphens w:val="1"/>
+        <w:spacing w:before="0" w:after="100"/>
+        <w:rPr>
+          <w:sz w:val="22"/>
+          <w:szCs w:val="22"/>
+        </w:rPr>
+      </w:pPr>
+      <w:r>
+        <w:rPr>
+          <w:b w:val="1"/>
+          <w:bCs w:val="1"/>
+          <w:sz w:val="22"/>
+          <w:szCs w:val="22"/>
+          <w:rtl w:val="0"/>
+          <w:lang w:val="en-US"/>
+        </w:rPr>
+        <w:t>(</w:t>
+      </w:r>
+      <w:r>
+        <w:rPr>
+          <w:b w:val="1"/>
+          <w:bCs w:val="1"/>
+          <w:sz w:val="22"/>
+          <w:szCs w:val="22"/>
+          <w:rtl w:val="0"/>
+          <w:lang w:val="en-US"/>
+        </w:rPr>
+        <w:t>3</w:t>
+      </w:r>
+      <w:r>
+        <w:rPr>
+          <w:b w:val="1"/>
+          <w:bCs w:val="1"/>
+          <w:sz w:val="22"/>
+          <w:szCs w:val="22"/>
+          <w:rtl w:val="0"/>
+          <w:lang w:val="en-US"/>
+        </w:rPr>
+        <w:t xml:space="preserve">) </w:t>
+      </w:r>
+      <w:r>
+        <w:rPr>
+          <w:b w:val="1"/>
+          <w:bCs w:val="1"/>
+          <w:sz w:val="22"/>
+          <w:szCs w:val="22"/>
+          <w:rtl w:val="0"/>
+          <w:lang w:val="en-US"/>
+        </w:rPr>
+        <w:t xml:space="preserve">Complete the </w:t>
+      </w:r>
+      <w:r>
+        <w:rPr>
+          <w:b w:val="1"/>
+          <w:bCs w:val="1"/>
+          <w:sz w:val="22"/>
+          <w:szCs w:val="22"/>
+          <w:rtl w:val="0"/>
+          <w:lang w:val="en-US"/>
+        </w:rPr>
+        <w:t>statements of purpose to frame your thinking about this lab</w:t>
       </w:r>
       <w:r>
         <w:rPr>
@@ -205,16 +369,16 @@
           <w:rtl w:val="0"/>
           <w:lang w:val="en-US"/>
         </w:rPr>
-        <w:t>Study the examples below</w:t>
-      </w:r>
-      <w:r>
-        <w:rPr>
-          <w:sz w:val="22"/>
-          <w:szCs w:val="22"/>
-          <w:rtl w:val="0"/>
-          <w:lang w:val="en-US"/>
-        </w:rPr>
-        <w:t>, and fill in the blanks in a similar style and information content identifying parameters involved in the physiological mechanisms</w:t>
+        <w:t>Study the examples below (make sure you include them)</w:t>
+      </w:r>
+      <w:r>
+        <w:rPr>
+          <w:sz w:val="22"/>
+          <w:szCs w:val="22"/>
+          <w:rtl w:val="0"/>
+          <w:lang w:val="en-US"/>
+        </w:rPr>
+        <w:t>, and complete the ones with blanks in a similar style and information content identifying parameters involved in the physiological mechanisms</w:t>
       </w:r>
       <w:r>
         <w:rPr>
@@ -623,327 +787,6 @@
         <w:pStyle w:val="Body A"/>
         <w:suppressAutoHyphens w:val="1"/>
         <w:spacing w:before="0" w:after="100"/>
-        <w:rPr>
-          <w:i w:val="1"/>
-          <w:iCs w:val="1"/>
-          <w:sz w:val="22"/>
-          <w:szCs w:val="22"/>
-        </w:rPr>
-      </w:pPr>
-    </w:p>
-    <w:p>
-      <w:pPr>
-        <w:pStyle w:val="Body A"/>
-        <w:suppressAutoHyphens w:val="1"/>
-        <w:spacing w:before="0" w:after="100"/>
-        <w:rPr>
-          <w:b w:val="1"/>
-          <w:bCs w:val="1"/>
-          <w:sz w:val="22"/>
-          <w:szCs w:val="22"/>
-        </w:rPr>
-      </w:pPr>
-      <w:r>
-        <w:rPr>
-          <w:b w:val="1"/>
-          <w:bCs w:val="1"/>
-          <w:sz w:val="22"/>
-          <w:szCs w:val="22"/>
-          <w:rtl w:val="0"/>
-          <w:lang w:val="en-US"/>
-        </w:rPr>
-        <w:t xml:space="preserve">(2) </w:t>
-      </w:r>
-      <w:r>
-        <w:rPr>
-          <w:b w:val="1"/>
-          <w:bCs w:val="1"/>
-          <w:sz w:val="22"/>
-          <w:szCs w:val="22"/>
-          <w:rtl w:val="0"/>
-          <w:lang w:val="en-US"/>
-        </w:rPr>
-        <w:t>Concept Check</w:t>
-      </w:r>
-      <w:r>
-        <w:rPr>
-          <w:b w:val="1"/>
-          <w:bCs w:val="1"/>
-          <w:sz w:val="22"/>
-          <w:szCs w:val="22"/>
-          <w:rtl w:val="0"/>
-        </w:rPr>
-        <w:t xml:space="preserve">: </w:t>
-      </w:r>
-      <w:r>
-        <w:rPr>
-          <w:sz w:val="22"/>
-          <w:szCs w:val="22"/>
-          <w:rtl w:val="0"/>
-        </w:rPr>
-        <w:t>For each experiment,</w:t>
-      </w:r>
-      <w:r>
-        <w:rPr>
-          <w:b w:val="1"/>
-          <w:bCs w:val="1"/>
-          <w:sz w:val="22"/>
-          <w:szCs w:val="22"/>
-          <w:rtl w:val="0"/>
-        </w:rPr>
-        <w:t xml:space="preserve"> </w:t>
-      </w:r>
-      <w:r>
-        <w:rPr>
-          <w:b w:val="1"/>
-          <w:bCs w:val="1"/>
-          <w:i w:val="1"/>
-          <w:iCs w:val="1"/>
-          <w:sz w:val="22"/>
-          <w:szCs w:val="22"/>
-          <w:rtl w:val="0"/>
-        </w:rPr>
-        <w:t>in one sentence</w:t>
-      </w:r>
-      <w:r>
-        <w:rPr>
-          <w:sz w:val="22"/>
-          <w:szCs w:val="22"/>
-          <w:rtl w:val="0"/>
-        </w:rPr>
-        <w:t xml:space="preserve"> indicate </w:t>
-      </w:r>
-      <w:r>
-        <w:rPr>
-          <w:b w:val="1"/>
-          <w:bCs w:val="1"/>
-          <w:sz w:val="22"/>
-          <w:szCs w:val="22"/>
-          <w:u w:val="single"/>
-          <w:rtl w:val="0"/>
-          <w:lang w:val="en-US"/>
-        </w:rPr>
-        <w:t>what would you expect to see</w:t>
-      </w:r>
-      <w:r>
-        <w:rPr>
-          <w:b w:val="1"/>
-          <w:bCs w:val="1"/>
-          <w:sz w:val="22"/>
-          <w:szCs w:val="22"/>
-          <w:u w:val="single"/>
-          <w:rtl w:val="0"/>
-        </w:rPr>
-        <w:t xml:space="preserve"> in your data if the hypothesis is true.</w:t>
-      </w:r>
-      <w:r>
-        <w:rPr>
-          <w:sz w:val="22"/>
-          <w:szCs w:val="22"/>
-          <w:rtl w:val="0"/>
-        </w:rPr>
-        <w:t xml:space="preserve"> S</w:t>
-      </w:r>
-      <w:r>
-        <w:rPr>
-          <w:sz w:val="22"/>
-          <w:szCs w:val="22"/>
-          <w:rtl w:val="0"/>
-          <w:lang w:val="en-US"/>
-        </w:rPr>
-        <w:t>pecif</w:t>
-      </w:r>
-      <w:r>
-        <w:rPr>
-          <w:sz w:val="22"/>
-          <w:szCs w:val="22"/>
-          <w:rtl w:val="0"/>
-        </w:rPr>
-        <w:t>y the</w:t>
-      </w:r>
-      <w:r>
-        <w:rPr>
-          <w:sz w:val="22"/>
-          <w:szCs w:val="22"/>
-          <w:rtl w:val="0"/>
-          <w:lang w:val="es-ES_tradnl"/>
-        </w:rPr>
-        <w:t xml:space="preserve"> observable parameters</w:t>
-      </w:r>
-      <w:r>
-        <w:rPr>
-          <w:sz w:val="22"/>
-          <w:szCs w:val="22"/>
-          <w:rtl w:val="0"/>
-        </w:rPr>
-        <w:t xml:space="preserve"> involved, and the expected change (e.g., relative to the baseline, control, or between treatments, as appropriate):</w:t>
-      </w:r>
-    </w:p>
-    <w:p>
-      <w:pPr>
-        <w:pStyle w:val="Body A"/>
-        <w:suppressAutoHyphens w:val="1"/>
-        <w:spacing w:before="0" w:after="100"/>
-        <w:rPr>
-          <w:sz w:val="22"/>
-          <w:szCs w:val="22"/>
-          <w:u w:val="single"/>
-        </w:rPr>
-      </w:pPr>
-      <w:r>
-        <w:rPr>
-          <w:sz w:val="22"/>
-          <w:szCs w:val="22"/>
-          <w:u w:val="single"/>
-          <w:rtl w:val="0"/>
-          <w:lang w:val="en-US"/>
-        </w:rPr>
-        <w:t>Response to temperature</w:t>
-      </w:r>
-    </w:p>
-    <w:p>
-      <w:pPr>
-        <w:pStyle w:val="Body A"/>
-        <w:suppressAutoHyphens w:val="1"/>
-        <w:spacing w:before="0" w:after="100"/>
-        <w:rPr>
-          <w:sz w:val="22"/>
-          <w:szCs w:val="22"/>
-          <w:u w:val="single"/>
-        </w:rPr>
-      </w:pPr>
-      <w:r>
-        <w:rPr>
-          <w:sz w:val="22"/>
-          <w:szCs w:val="22"/>
-          <w:u w:val="single"/>
-          <w:rtl w:val="0"/>
-          <w:lang w:val="en-US"/>
-        </w:rPr>
-        <w:t>Response to stretch</w:t>
-      </w:r>
-    </w:p>
-    <w:p>
-      <w:pPr>
-        <w:pStyle w:val="Body A"/>
-        <w:suppressAutoHyphens w:val="1"/>
-        <w:spacing w:before="0" w:after="100"/>
-        <w:rPr>
-          <w:sz w:val="22"/>
-          <w:szCs w:val="22"/>
-        </w:rPr>
-      </w:pPr>
-      <w:r>
-        <w:rPr>
-          <w:sz w:val="22"/>
-          <w:szCs w:val="22"/>
-          <w:u w:val="single"/>
-          <w:rtl w:val="0"/>
-          <w:lang w:val="en-US"/>
-        </w:rPr>
-        <w:t>Responses to neurotransmitters</w:t>
-      </w:r>
-      <w:r>
-        <w:rPr>
-          <w:sz w:val="22"/>
-          <w:szCs w:val="22"/>
-          <w:u w:val="single"/>
-          <w:rtl w:val="0"/>
-          <w:lang w:val="en-US"/>
-        </w:rPr>
-        <w:t xml:space="preserve"> and drugs</w:t>
-      </w:r>
-      <w:r>
-        <w:rPr>
-          <w:sz w:val="22"/>
-          <w:szCs w:val="22"/>
-          <w:rtl w:val="0"/>
-          <w:lang w:val="en-US"/>
-        </w:rPr>
-        <w:t xml:space="preserve"> </w:t>
-      </w:r>
-    </w:p>
-    <w:p>
-      <w:pPr>
-        <w:pStyle w:val="Body A"/>
-        <w:suppressAutoHyphens w:val="1"/>
-        <w:spacing w:before="0" w:after="100"/>
-        <w:rPr>
-          <w:sz w:val="22"/>
-          <w:szCs w:val="22"/>
-          <w:u w:val="single"/>
-        </w:rPr>
-      </w:pPr>
-      <w:r>
-        <w:rPr>
-          <w:sz w:val="22"/>
-          <w:szCs w:val="22"/>
-          <w:u w:val="single"/>
-          <w:rtl w:val="0"/>
-          <w:lang w:val="en-US"/>
-        </w:rPr>
-        <w:t>Responses to ion concentrations</w:t>
-      </w:r>
-    </w:p>
-    <w:p>
-      <w:pPr>
-        <w:pStyle w:val="Body A"/>
-        <w:suppressAutoHyphens w:val="1"/>
-        <w:spacing w:before="0" w:after="100"/>
-        <w:rPr>
-          <w:i w:val="1"/>
-          <w:iCs w:val="1"/>
-          <w:sz w:val="22"/>
-          <w:szCs w:val="22"/>
-          <w:lang w:val="en-US"/>
-        </w:rPr>
-      </w:pPr>
-      <w:r>
-        <w:rPr>
-          <w:sz w:val="22"/>
-          <w:szCs w:val="22"/>
-          <w:u w:val="single"/>
-          <w:rtl w:val="0"/>
-          <w:lang w:val="en-US"/>
-        </w:rPr>
-        <w:t>Refractory period of cardiac muscle</w:t>
-      </w:r>
-      <w:r>
-        <w:rPr>
-          <w:sz w:val="22"/>
-          <w:szCs w:val="22"/>
-          <w:rtl w:val="0"/>
-          <w:lang w:val="en-US"/>
-        </w:rPr>
-        <w:t xml:space="preserve"> </w:t>
-      </w:r>
-    </w:p>
-    <w:p>
-      <w:pPr>
-        <w:pStyle w:val="Body A"/>
-        <w:suppressAutoHyphens w:val="1"/>
-        <w:spacing w:before="0" w:after="100"/>
-        <w:rPr>
-          <w:sz w:val="22"/>
-          <w:szCs w:val="22"/>
-        </w:rPr>
-      </w:pPr>
-      <w:r>
-        <w:rPr>
-          <w:sz w:val="22"/>
-          <w:szCs w:val="22"/>
-          <w:u w:val="single"/>
-          <w:rtl w:val="0"/>
-          <w:lang w:val="en-US"/>
-        </w:rPr>
-        <w:t>Heart block</w:t>
-      </w:r>
-    </w:p>
-    <w:p>
-      <w:pPr>
-        <w:pStyle w:val="Body A"/>
-        <w:suppressAutoHyphens w:val="1"/>
-        <w:spacing w:before="0"/>
         <w:rPr>
           <w:sz w:val="22"/>
           <w:szCs w:val="22"/>
@@ -969,7 +812,40 @@
           <w:rtl w:val="0"/>
           <w:lang w:val="en-US"/>
         </w:rPr>
-        <w:t xml:space="preserve">(3) </w:t>
+        <w:t>(</w:t>
+      </w:r>
+      <w:r>
+        <w:rPr>
+          <w:b w:val="1"/>
+          <w:bCs w:val="1"/>
+          <w:sz w:val="22"/>
+          <w:szCs w:val="22"/>
+          <w:rtl w:val="0"/>
+          <w:lang w:val="en-US"/>
+        </w:rPr>
+        <w:t>4</w:t>
+      </w:r>
+      <w:r>
+        <w:rPr>
+          <w:b w:val="1"/>
+          <w:bCs w:val="1"/>
+          <w:sz w:val="22"/>
+          <w:szCs w:val="22"/>
+          <w:rtl w:val="0"/>
+          <w:lang w:val="en-US"/>
+        </w:rPr>
+        <w:t xml:space="preserve">) </w:t>
+      </w:r>
+      <w:r>
+        <w:rPr>
+          <w:b w:val="1"/>
+          <w:bCs w:val="1"/>
+          <w:sz w:val="22"/>
+          <w:szCs w:val="22"/>
+          <w:rtl w:val="0"/>
+          <w:lang w:val="en-US"/>
+        </w:rPr>
+        <w:t xml:space="preserve">Very Brief </w:t>
       </w:r>
       <w:r>
         <w:rPr>
@@ -1153,7 +1029,40 @@
           <w:rtl w:val="0"/>
           <w:lang w:val="en-US"/>
         </w:rPr>
-        <w:t xml:space="preserve">(4) </w:t>
+        <w:t>(</w:t>
+      </w:r>
+      <w:r>
+        <w:rPr>
+          <w:b w:val="1"/>
+          <w:bCs w:val="1"/>
+          <w:sz w:val="22"/>
+          <w:szCs w:val="22"/>
+          <w:rtl w:val="0"/>
+          <w:lang w:val="en-US"/>
+        </w:rPr>
+        <w:t>5</w:t>
+      </w:r>
+      <w:r>
+        <w:rPr>
+          <w:b w:val="1"/>
+          <w:bCs w:val="1"/>
+          <w:sz w:val="22"/>
+          <w:szCs w:val="22"/>
+          <w:rtl w:val="0"/>
+          <w:lang w:val="en-US"/>
+        </w:rPr>
+        <w:t xml:space="preserve">) </w:t>
+      </w:r>
+      <w:r>
+        <w:rPr>
+          <w:b w:val="1"/>
+          <w:bCs w:val="1"/>
+          <w:sz w:val="22"/>
+          <w:szCs w:val="22"/>
+          <w:rtl w:val="0"/>
+          <w:lang w:val="en-US"/>
+        </w:rPr>
+        <w:t xml:space="preserve">Brief </w:t>
       </w:r>
       <w:r>
         <w:rPr>
@@ -1599,7 +1508,7 @@
       <w:outlineLvl w:val="9"/>
     </w:pPr>
     <w:rPr>
-      <w:rFonts w:ascii="Helvetica Neue" w:cs="Arial Unicode MS" w:hAnsi="Helvetica Neue" w:eastAsia="Arial Unicode MS"/>
+      <w:rFonts w:ascii="Helvetica Neue" w:cs="Helvetica Neue" w:hAnsi="Helvetica Neue" w:eastAsia="Helvetica Neue"/>
       <w:b w:val="0"/>
       <w:bCs w:val="0"/>
       <w:i w:val="0"/>
@@ -1618,7 +1527,6 @@
       <w:u w:val="none" w:color="000000"/>
       <w:shd w:val="nil" w:color="auto" w:fill="auto"/>
       <w:vertAlign w:val="baseline"/>
-      <w:lang w:val="en-US"/>
       <w14:textOutline w14:w="12700" w14:cap="flat">
         <w14:noFill/>
         <w14:miter w14:lim="400000"/>
